--- a/en/scientists/CV/Word/Mehdiyev_Gafar_CV_EN.docx
+++ b/en/scientists/CV/Word/Mehdiyev_Gafar_CV_EN.docx
@@ -377,7 +377,7 @@
           <w:sz w:val="21"/>
           <w:szCs w:val="21"/>
         </w:rPr>
-        <w:t>Gafar Mehdiyev is a professor at Erciyes University in Kayseri, in the Department of Armenian Language and Culture, a title he has held since 2016. He has been a faculty member there since 2010. He graduated from the Faculty of Journalism of Baku State University in 1980 and received a PhD in political sciences in 2007 for a dissertation on the role of the press in bringing out facts about the Armenian question, based on Armenian and Turkish press materials. He worked as a journalist and editor in Baku from 1980 to 2017 and taught at Baku State University from 2004 to 2012. The CV states more than 100 articles and about 20 books.</w:t>
+        <w:t>Gafar Mehdiyev is a professor at Erciyes University in Kayseri, in the Department of Armenian Language and Culture, a title he has held since 2016. He has been a faculty member there since 2010. He graduated from the Faculty of Journalism of Baku State University in 1980 and received a PhD in political sciences in 2007 for a dissertation on the role of the press in bringing out facts about the Armenian question, based on Armenian and Turkish press materials. He worked as a journalist and editor in Baku from 1980 to 2017 and taught at Baku State University from 2004 to 2012. Published more than 100 articles and about 20 books.</w:t>
       </w:r>
     </w:p>
     <w:p>
@@ -2777,7 +2777,7 @@
                 <w:sz w:val="21"/>
                 <w:szCs w:val="21"/>
               </w:rPr>
-              <w:t>CV</w:t>
+              <w:t>Self-reported</w:t>
             </w:r>
           </w:p>
         </w:tc>
@@ -2881,7 +2881,7 @@
                 <w:sz w:val="21"/>
                 <w:szCs w:val="21"/>
               </w:rPr>
-              <w:t>CV</w:t>
+              <w:t>Self-reported</w:t>
             </w:r>
           </w:p>
         </w:tc>
